--- a/REI-Combinatoria/Materiales en español/07c - Observació_Fase2_Guia Observación.docx
+++ b/REI-Combinatoria/Materiales en español/07c - Observació_Fase2_Guia Observación.docx
@@ -1727,10 +1727,13 @@
     <w:p/>
     <w:sectPr>
       <w:headerReference w:type="default" r:id="rId7"/>
+      <w:headerReference w:type="first" r:id="rId8"/>
       <w:pgSz w:w="12240" w:h="15840"/>
       <w:pgMar w:top="1440" w:right="1440" w:bottom="1440" w:left="1440" w:header="720" w:footer="720" w:gutter="0"/>
       <w:pgNumType w:start="1"/>
       <w:cols w:space="720"/>
+      <w:titlePg/>
+      <w:docGrid w:linePitch="299"/>
     </w:sectPr>
   </w:body>
 </w:document>
@@ -1799,234 +1802,223 @@
     </w:pPr>
     <w:r>
       <w:rPr>
-        <w:rFonts w:ascii="Aptos" w:eastAsia="Aptos" w:hAnsi="Aptos" w:cs="Aptos"/>
+        <w:noProof/>
       </w:rPr>
-      <w:t xml:space="preserve"> </w:t>
+      <w:drawing>
+        <wp:anchor distT="0" distB="0" distL="114300" distR="114300" simplePos="0" relativeHeight="251660288" behindDoc="0" locked="0" layoutInCell="1" allowOverlap="1" wp14:anchorId="72259DD8" wp14:editId="336D53E0">
+          <wp:simplePos x="0" y="0"/>
+          <wp:positionH relativeFrom="column">
+            <wp:posOffset>0</wp:posOffset>
+          </wp:positionH>
+          <wp:positionV relativeFrom="paragraph">
+            <wp:posOffset>-357808</wp:posOffset>
+          </wp:positionV>
+          <wp:extent cx="1216025" cy="909955"/>
+          <wp:effectExtent l="0" t="0" r="3175" b="4445"/>
+          <wp:wrapNone/>
+          <wp:docPr id="565325520" name="Gráfico 5"/>
+          <wp:cNvGraphicFramePr>
+            <a:graphicFrameLocks xmlns:a="http://schemas.openxmlformats.org/drawingml/2006/main" noChangeAspect="1"/>
+          </wp:cNvGraphicFramePr>
+          <a:graphic xmlns:a="http://schemas.openxmlformats.org/drawingml/2006/main">
+            <a:graphicData uri="http://schemas.openxmlformats.org/drawingml/2006/picture">
+              <pic:pic xmlns:pic="http://schemas.openxmlformats.org/drawingml/2006/picture">
+                <pic:nvPicPr>
+                  <pic:cNvPr id="677588393" name="Gráfico 5"/>
+                  <pic:cNvPicPr>
+                    <a:picLocks noChangeAspect="1"/>
+                  </pic:cNvPicPr>
+                </pic:nvPicPr>
+                <pic:blipFill rotWithShape="1">
+                  <a:blip r:embed="rId1">
+                    <a:extLst>
+                      <a:ext uri="{28A0092B-C50C-407E-A947-70E740481C1C}">
+                        <a14:useLocalDpi xmlns:a14="http://schemas.microsoft.com/office/drawing/2010/main" val="0"/>
+                      </a:ext>
+                      <a:ext uri="{96DAC541-7B7A-43D3-8B79-37D633B846F1}">
+                        <asvg:svgBlip xmlns:asvg="http://schemas.microsoft.com/office/drawing/2016/SVG/main" r:embed="rId2"/>
+                      </a:ext>
+                    </a:extLst>
+                  </a:blip>
+                  <a:srcRect l="12497" t="14853" r="20703" b="13215"/>
+                  <a:stretch/>
+                </pic:blipFill>
+                <pic:spPr bwMode="auto">
+                  <a:xfrm>
+                    <a:off x="0" y="0"/>
+                    <a:ext cx="1216025" cy="909955"/>
+                  </a:xfrm>
+                  <a:prstGeom prst="rect">
+                    <a:avLst/>
+                  </a:prstGeom>
+                  <a:ln>
+                    <a:noFill/>
+                  </a:ln>
+                  <a:extLst>
+                    <a:ext uri="{53640926-AAD7-44D8-BBD7-CCE9431645EC}">
+                      <a14:shadowObscured xmlns:a14="http://schemas.microsoft.com/office/drawing/2010/main"/>
+                    </a:ext>
+                  </a:extLst>
+                </pic:spPr>
+              </pic:pic>
+            </a:graphicData>
+          </a:graphic>
+        </wp:anchor>
+      </w:drawing>
     </w:r>
+  </w:p>
+</w:hdr>
+</file>
+
+<file path=word/header2.xml><?xml version="1.0" encoding="utf-8"?>
+<w:hdr xmlns:wpc="http://schemas.microsoft.com/office/word/2010/wordprocessingCanvas" xmlns:cx="http://schemas.microsoft.com/office/drawing/2014/chartex" xmlns:cx1="http://schemas.microsoft.com/office/drawing/2015/9/8/chartex" xmlns:cx2="http://schemas.microsoft.com/office/drawing/2015/10/21/chartex" xmlns:cx3="http://schemas.microsoft.com/office/drawing/2016/5/9/chartex" xmlns:cx4="http://schemas.microsoft.com/office/drawing/2016/5/10/chartex" xmlns:cx5="http://schemas.microsoft.com/office/drawing/2016/5/11/chartex" xmlns:cx6="http://schemas.microsoft.com/office/drawing/2016/5/12/chartex" xmlns:cx7="http://schemas.microsoft.com/office/drawing/2016/5/13/chartex" xmlns:cx8="http://schemas.microsoft.com/office/drawing/2016/5/14/chartex" xmlns:mc="http://schemas.openxmlformats.org/markup-compatibility/2006" xmlns:aink="http://schemas.microsoft.com/office/drawing/2016/ink" xmlns:am3d="http://schemas.microsoft.com/office/drawing/2017/model3d" xmlns:o="urn:schemas-microsoft-com:office:office" xmlns:oel="http://schemas.microsoft.com/office/2019/extlst" xmlns:r="http://schemas.openxmlformats.org/officeDocument/2006/relationships" xmlns:m="http://schemas.openxmlformats.org/officeDocument/2006/math" xmlns:v="urn:schemas-microsoft-com:vml" xmlns:wp14="http://schemas.microsoft.com/office/word/2010/wordprocessingDrawing" xmlns:wp="http://schemas.openxmlformats.org/drawingml/2006/wordprocessingDrawing" xmlns:w10="urn:schemas-microsoft-com:office:word" xmlns:w="http://schemas.openxmlformats.org/wordprocessingml/2006/main" xmlns:w14="http://schemas.microsoft.com/office/word/2010/wordml" xmlns:w15="http://schemas.microsoft.com/office/word/2012/wordml" xmlns:w16cex="http://schemas.microsoft.com/office/word/2018/wordml/cex" xmlns:w16cid="http://schemas.microsoft.com/office/word/2016/wordml/cid" xmlns:w16="http://schemas.microsoft.com/office/word/2018/wordml" xmlns:w16du="http://schemas.microsoft.com/office/word/2023/wordml/word16du" xmlns:w16sdtdh="http://schemas.microsoft.com/office/word/2020/wordml/sdtdatahash" xmlns:w16sdtfl="http://schemas.microsoft.com/office/word/2024/wordml/sdtformatlock" xmlns:w16se="http://schemas.microsoft.com/office/word/2015/wordml/symex" xmlns:wpg="http://schemas.microsoft.com/office/word/2010/wordprocessingGroup" xmlns:wpi="http://schemas.microsoft.com/office/word/2010/wordprocessingInk" xmlns:wne="http://schemas.microsoft.com/office/word/2006/wordml" xmlns:wps="http://schemas.microsoft.com/office/word/2010/wordprocessingShape" mc:Ignorable="w14 w15 w16se w16cid w16 w16cex w16sdtdh w16sdtfl w16du wp14">
+  <w:p>
+    <w:pPr>
+      <w:pStyle w:val="Header"/>
+    </w:pPr>
     <w:r>
       <w:rPr>
-        <w:rFonts w:ascii="Aptos" w:eastAsia="Aptos" w:hAnsi="Aptos" w:cs="Aptos"/>
+        <w:noProof/>
       </w:rPr>
-      <w:tab/>
-    </w:r>
-    <w:r>
-      <w:rPr>
-        <w:rFonts w:ascii="Avenir" w:eastAsia="Avenir" w:hAnsi="Avenir" w:cs="Avenir"/>
-        <w:b/>
-        <w:sz w:val="24"/>
-        <w:szCs w:val="24"/>
-      </w:rPr>
-      <w:t xml:space="preserve">FASE 2 </w:t>
-    </w:r>
-    <w:r>
-      <w:rPr>
-        <w:rFonts w:ascii="Avenir" w:eastAsia="Avenir" w:hAnsi="Avenir" w:cs="Avenir"/>
-        <w:sz w:val="24"/>
-        <w:szCs w:val="24"/>
-      </w:rPr>
-      <w:t>- Situación Candados</w:t>
+      <w:drawing>
+        <wp:anchor distT="0" distB="0" distL="114300" distR="114300" simplePos="0" relativeHeight="251663360" behindDoc="0" locked="0" layoutInCell="1" allowOverlap="1" wp14:anchorId="169935C6" wp14:editId="3EB83051">
+          <wp:simplePos x="0" y="0"/>
+          <wp:positionH relativeFrom="column">
+            <wp:posOffset>0</wp:posOffset>
+          </wp:positionH>
+          <wp:positionV relativeFrom="paragraph">
+            <wp:posOffset>-334010</wp:posOffset>
+          </wp:positionV>
+          <wp:extent cx="1216025" cy="909955"/>
+          <wp:effectExtent l="0" t="0" r="3175" b="4445"/>
+          <wp:wrapNone/>
+          <wp:docPr id="358831286" name="Gráfico 5"/>
+          <wp:cNvGraphicFramePr>
+            <a:graphicFrameLocks xmlns:a="http://schemas.openxmlformats.org/drawingml/2006/main" noChangeAspect="1"/>
+          </wp:cNvGraphicFramePr>
+          <a:graphic xmlns:a="http://schemas.openxmlformats.org/drawingml/2006/main">
+            <a:graphicData uri="http://schemas.openxmlformats.org/drawingml/2006/picture">
+              <pic:pic xmlns:pic="http://schemas.openxmlformats.org/drawingml/2006/picture">
+                <pic:nvPicPr>
+                  <pic:cNvPr id="677588393" name="Gráfico 5"/>
+                  <pic:cNvPicPr>
+                    <a:picLocks noChangeAspect="1"/>
+                  </pic:cNvPicPr>
+                </pic:nvPicPr>
+                <pic:blipFill rotWithShape="1">
+                  <a:blip r:embed="rId1">
+                    <a:extLst>
+                      <a:ext uri="{28A0092B-C50C-407E-A947-70E740481C1C}">
+                        <a14:useLocalDpi xmlns:a14="http://schemas.microsoft.com/office/drawing/2010/main" val="0"/>
+                      </a:ext>
+                      <a:ext uri="{96DAC541-7B7A-43D3-8B79-37D633B846F1}">
+                        <asvg:svgBlip xmlns:asvg="http://schemas.microsoft.com/office/drawing/2016/SVG/main" r:embed="rId2"/>
+                      </a:ext>
+                    </a:extLst>
+                  </a:blip>
+                  <a:srcRect l="12497" t="14853" r="20703" b="13215"/>
+                  <a:stretch/>
+                </pic:blipFill>
+                <pic:spPr bwMode="auto">
+                  <a:xfrm>
+                    <a:off x="0" y="0"/>
+                    <a:ext cx="1216025" cy="909955"/>
+                  </a:xfrm>
+                  <a:prstGeom prst="rect">
+                    <a:avLst/>
+                  </a:prstGeom>
+                  <a:ln>
+                    <a:noFill/>
+                  </a:ln>
+                  <a:extLst>
+                    <a:ext uri="{53640926-AAD7-44D8-BBD7-CCE9431645EC}">
+                      <a14:shadowObscured xmlns:a14="http://schemas.microsoft.com/office/drawing/2010/main"/>
+                    </a:ext>
+                  </a:extLst>
+                </pic:spPr>
+              </pic:pic>
+            </a:graphicData>
+          </a:graphic>
+        </wp:anchor>
+      </w:drawing>
     </w:r>
     <w:r>
       <w:rPr>
         <w:noProof/>
       </w:rPr>
-      <mc:AlternateContent>
-        <mc:Choice Requires="wpg">
-          <w:drawing>
-            <wp:anchor distT="0" distB="0" distL="114300" distR="114300" simplePos="0" relativeHeight="251658240" behindDoc="0" locked="0" layoutInCell="1" hidden="0" allowOverlap="1" wp14:anchorId="4C8BD479" wp14:editId="4C8BD47A">
-              <wp:simplePos x="0" y="0"/>
-              <wp:positionH relativeFrom="column">
-                <wp:posOffset>114300</wp:posOffset>
-              </wp:positionH>
-              <wp:positionV relativeFrom="paragraph">
-                <wp:posOffset>14657</wp:posOffset>
-              </wp:positionV>
-              <wp:extent cx="1718945" cy="666115"/>
-              <wp:effectExtent l="0" t="0" r="0" b="0"/>
-              <wp:wrapSquare wrapText="bothSides" distT="0" distB="0" distL="114300" distR="114300"/>
-              <wp:docPr id="1" name="Group 1"/>
-              <wp:cNvGraphicFramePr/>
-              <a:graphic xmlns:a="http://schemas.openxmlformats.org/drawingml/2006/main">
-                <a:graphicData uri="http://schemas.microsoft.com/office/word/2010/wordprocessingGroup">
-                  <wpg:wgp>
-                    <wpg:cNvGrpSpPr/>
-                    <wpg:grpSpPr>
-                      <a:xfrm>
-                        <a:off x="0" y="0"/>
-                        <a:ext cx="1718945" cy="666115"/>
-                        <a:chOff x="4486525" y="3446925"/>
-                        <a:chExt cx="1718950" cy="805450"/>
-                      </a:xfrm>
-                    </wpg:grpSpPr>
-                    <wpg:grpSp>
-                      <wpg:cNvPr id="1427313679" name="Group 1427313679"/>
-                      <wpg:cNvGrpSpPr/>
-                      <wpg:grpSpPr>
-                        <a:xfrm>
-                          <a:off x="4486528" y="3446943"/>
-                          <a:ext cx="1718945" cy="805416"/>
-                          <a:chOff x="0" y="0"/>
-                          <a:chExt cx="2011680" cy="894327"/>
-                        </a:xfrm>
-                      </wpg:grpSpPr>
-                      <wps:wsp>
-                        <wps:cNvPr id="1349463855" name="Rectangle 1349463855"/>
-                        <wps:cNvSpPr/>
-                        <wps:spPr>
-                          <a:xfrm>
-                            <a:off x="0" y="0"/>
-                            <a:ext cx="2011675" cy="739625"/>
-                          </a:xfrm>
-                          <a:prstGeom prst="rect">
-                            <a:avLst/>
-                          </a:prstGeom>
-                          <a:noFill/>
-                          <a:ln>
-                            <a:noFill/>
-                          </a:ln>
-                        </wps:spPr>
-                        <wps:txbx>
-                          <w:txbxContent>
-                            <w:p>
-                              <w:pPr>
-                                <w:spacing w:line="240" w:lineRule="auto"/>
-                                <w:textDirection w:val="btLr"/>
-                              </w:pPr>
-                            </w:p>
-                          </w:txbxContent>
-                        </wps:txbx>
-                        <wps:bodyPr spcFirstLastPara="1" wrap="square" lIns="91425" tIns="91425" rIns="91425" bIns="91425" anchor="ctr" anchorCtr="0">
-                          <a:noAutofit/>
-                        </wps:bodyPr>
-                      </wps:wsp>
-                      <pic:pic xmlns:pic="http://schemas.openxmlformats.org/drawingml/2006/picture">
-                        <pic:nvPicPr>
-                          <pic:cNvPr id="4" name="Shape 4" descr="A pink hexagon with black background&#10;&#10;Description automatically generated"/>
-                          <pic:cNvPicPr preferRelativeResize="0"/>
-                        </pic:nvPicPr>
-                        <pic:blipFill rotWithShape="1">
-                          <a:blip r:embed="rId1">
-                            <a:alphaModFix/>
-                          </a:blip>
-                          <a:srcRect/>
-                          <a:stretch/>
-                        </pic:blipFill>
-                        <pic:spPr>
-                          <a:xfrm>
-                            <a:off x="1554480" y="0"/>
-                            <a:ext cx="457200" cy="506095"/>
-                          </a:xfrm>
-                          <a:prstGeom prst="rect">
-                            <a:avLst/>
-                          </a:prstGeom>
-                          <a:noFill/>
-                          <a:ln>
-                            <a:noFill/>
-                          </a:ln>
-                        </pic:spPr>
-                      </pic:pic>
-                      <pic:pic xmlns:pic="http://schemas.openxmlformats.org/drawingml/2006/picture">
-                        <pic:nvPicPr>
-                          <pic:cNvPr id="5" name="Shape 5" descr="A red circle with black background&#10;&#10;Description automatically generated"/>
-                          <pic:cNvPicPr preferRelativeResize="0"/>
-                        </pic:nvPicPr>
-                        <pic:blipFill rotWithShape="1">
-                          <a:blip r:embed="rId2">
-                            <a:alphaModFix/>
-                          </a:blip>
-                          <a:srcRect/>
-                          <a:stretch/>
-                        </pic:blipFill>
-                        <pic:spPr>
-                          <a:xfrm>
-                            <a:off x="0" y="0"/>
-                            <a:ext cx="657860" cy="657860"/>
-                          </a:xfrm>
-                          <a:prstGeom prst="rect">
-                            <a:avLst/>
-                          </a:prstGeom>
-                          <a:noFill/>
-                          <a:ln>
-                            <a:noFill/>
-                          </a:ln>
-                        </pic:spPr>
-                      </pic:pic>
-                      <pic:pic xmlns:pic="http://schemas.openxmlformats.org/drawingml/2006/picture">
-                        <pic:nvPicPr>
-                          <pic:cNvPr id="6" name="Shape 6" descr="A purple square with white dots&#10;&#10;Description automatically generated"/>
-                          <pic:cNvPicPr preferRelativeResize="0"/>
-                        </pic:nvPicPr>
-                        <pic:blipFill rotWithShape="1">
-                          <a:blip r:embed="rId3">
-                            <a:alphaModFix/>
-                          </a:blip>
-                          <a:srcRect/>
-                          <a:stretch/>
-                        </pic:blipFill>
-                        <pic:spPr>
-                          <a:xfrm rot="9135914" flipH="1">
-                            <a:off x="672592" y="366268"/>
-                            <a:ext cx="756920" cy="373380"/>
-                          </a:xfrm>
-                          <a:prstGeom prst="rect">
-                            <a:avLst/>
-                          </a:prstGeom>
-                          <a:noFill/>
-                          <a:ln>
-                            <a:noFill/>
-                          </a:ln>
-                        </pic:spPr>
-                      </pic:pic>
-                    </wpg:grpSp>
-                  </wpg:wgp>
-                </a:graphicData>
-              </a:graphic>
-            </wp:anchor>
-          </w:drawing>
-        </mc:Choice>
-        <mc:Fallback xmlns:a="http://schemas.openxmlformats.org/drawingml/2006/main" xmlns:pic="http://schemas.openxmlformats.org/drawingml/2006/picture" xmlns:cr="http://schemas.microsoft.com/office/comments/2020/reactions" xmlns="http://schemas.microsoft.com/office/tasks/2019/documenttasks" xmlns:dgm="http://schemas.openxmlformats.org/drawingml/2006/diagram" xmlns:lc="http://schemas.openxmlformats.org/drawingml/2006/lockedCanvas" xmlns:c="http://schemas.openxmlformats.org/drawingml/2006/chart" xmlns:sl="http://schemas.openxmlformats.org/schemaLibrary/2006/main">
-          <w:drawing>
-            <wp:anchor allowOverlap="1" behindDoc="0" distB="0" distT="0" distL="114300" distR="114300" hidden="0" layoutInCell="1" locked="0" relativeHeight="0" simplePos="0">
-              <wp:simplePos x="0" y="0"/>
-              <wp:positionH relativeFrom="column">
-                <wp:posOffset>114300</wp:posOffset>
-              </wp:positionH>
-              <wp:positionV relativeFrom="paragraph">
-                <wp:posOffset>14657</wp:posOffset>
-              </wp:positionV>
-              <wp:extent cx="1718945" cy="666115"/>
-              <wp:effectExtent b="0" l="0" r="0" t="0"/>
-              <wp:wrapSquare wrapText="bothSides" distB="0" distT="0" distL="114300" distR="114300"/>
-              <wp:docPr id="1" name="image1.png"/>
-              <a:graphic>
-                <a:graphicData uri="http://schemas.openxmlformats.org/drawingml/2006/picture">
-                  <pic:pic>
-                    <pic:nvPicPr>
-                      <pic:cNvPr id="0" name="image1.png"/>
-                      <pic:cNvPicPr preferRelativeResize="0"/>
-                    </pic:nvPicPr>
-                    <pic:blipFill>
-                      <a:blip r:embed="rId4"/>
-                      <a:srcRect/>
-                      <a:stretch>
-                        <a:fillRect/>
-                      </a:stretch>
-                    </pic:blipFill>
-                    <pic:spPr>
-                      <a:xfrm>
-                        <a:off x="0" y="0"/>
-                        <a:ext cx="1718945" cy="666115"/>
-                      </a:xfrm>
-                      <a:prstGeom prst="rect"/>
-                      <a:ln/>
-                    </pic:spPr>
-                  </pic:pic>
-                </a:graphicData>
-              </a:graphic>
-            </wp:anchor>
-          </w:drawing>
-        </mc:Fallback>
-      </mc:AlternateContent>
+      <w:drawing>
+        <wp:anchor distT="0" distB="0" distL="114300" distR="114300" simplePos="0" relativeHeight="251662336" behindDoc="0" locked="0" layoutInCell="1" allowOverlap="1" wp14:anchorId="01933FAA" wp14:editId="29931FCA">
+          <wp:simplePos x="0" y="0"/>
+          <wp:positionH relativeFrom="column">
+            <wp:posOffset>3652520</wp:posOffset>
+          </wp:positionH>
+          <wp:positionV relativeFrom="paragraph">
+            <wp:posOffset>-196795</wp:posOffset>
+          </wp:positionV>
+          <wp:extent cx="2092960" cy="556895"/>
+          <wp:effectExtent l="0" t="0" r="2540" b="0"/>
+          <wp:wrapNone/>
+          <wp:docPr id="1276647686" name="Picture 2" descr="A grey square with white text&#10;&#10;AI-generated content may be incorrect.">
+            <a:extLst xmlns:a="http://schemas.openxmlformats.org/drawingml/2006/main">
+              <a:ext uri="{FF2B5EF4-FFF2-40B4-BE49-F238E27FC236}">
+                <a16:creationId xmlns:a16="http://schemas.microsoft.com/office/drawing/2014/main" id="{2ADF4236-C311-988C-1EAF-F33444BF8989}"/>
+              </a:ext>
+            </a:extLst>
+          </wp:docPr>
+          <wp:cNvGraphicFramePr>
+            <a:graphicFrameLocks xmlns:a="http://schemas.openxmlformats.org/drawingml/2006/main" noChangeAspect="1"/>
+          </wp:cNvGraphicFramePr>
+          <a:graphic xmlns:a="http://schemas.openxmlformats.org/drawingml/2006/main">
+            <a:graphicData uri="http://schemas.openxmlformats.org/drawingml/2006/picture">
+              <pic:pic xmlns:pic="http://schemas.openxmlformats.org/drawingml/2006/picture">
+                <pic:nvPicPr>
+                  <pic:cNvPr id="1026" name="Picture 2" descr="A grey square with white text&#10;&#10;AI-generated content may be incorrect.">
+                    <a:extLst>
+                      <a:ext uri="{FF2B5EF4-FFF2-40B4-BE49-F238E27FC236}">
+                        <a16:creationId xmlns:a16="http://schemas.microsoft.com/office/drawing/2014/main" id="{2ADF4236-C311-988C-1EAF-F33444BF8989}"/>
+                      </a:ext>
+                    </a:extLst>
+                  </pic:cNvPr>
+                  <pic:cNvPicPr>
+                    <a:picLocks noChangeAspect="1"/>
+                  </pic:cNvPicPr>
+                </pic:nvPicPr>
+                <pic:blipFill rotWithShape="1">
+                  <a:blip r:embed="rId3">
+                    <a:extLst>
+                      <a:ext uri="{28A0092B-C50C-407E-A947-70E740481C1C}">
+                        <a14:useLocalDpi xmlns:a14="http://schemas.microsoft.com/office/drawing/2010/main" val="0"/>
+                      </a:ext>
+                    </a:extLst>
+                  </a:blip>
+                  <a:srcRect r="18171" b="16231"/>
+                  <a:stretch>
+                    <a:fillRect/>
+                  </a:stretch>
+                </pic:blipFill>
+                <pic:spPr bwMode="auto">
+                  <a:xfrm>
+                    <a:off x="0" y="0"/>
+                    <a:ext cx="2092960" cy="556895"/>
+                  </a:xfrm>
+                  <a:prstGeom prst="rect">
+                    <a:avLst/>
+                  </a:prstGeom>
+                  <a:noFill/>
+                  <a:ln>
+                    <a:noFill/>
+                  </a:ln>
+                  <a:extLst>
+                    <a:ext uri="{53640926-AAD7-44D8-BBD7-CCE9431645EC}">
+                      <a14:shadowObscured xmlns:a14="http://schemas.microsoft.com/office/drawing/2010/main"/>
+                    </a:ext>
+                  </a:extLst>
+                </pic:spPr>
+              </pic:pic>
+            </a:graphicData>
+          </a:graphic>
+        </wp:anchor>
+      </w:drawing>
     </w:r>
   </w:p>
 </w:hdr>
@@ -2735,6 +2727,50 @@
       </w:tblCellMar>
     </w:tblPr>
   </w:style>
+  <w:style w:type="paragraph" w:styleId="Header">
+    <w:name w:val="header"/>
+    <w:basedOn w:val="Normal"/>
+    <w:link w:val="HeaderChar"/>
+    <w:uiPriority w:val="99"/>
+    <w:unhideWhenUsed/>
+    <w:rsid w:val="007C01DC"/>
+    <w:pPr>
+      <w:tabs>
+        <w:tab w:val="center" w:pos="4252"/>
+        <w:tab w:val="right" w:pos="8504"/>
+      </w:tabs>
+      <w:spacing w:line="240" w:lineRule="auto"/>
+    </w:pPr>
+  </w:style>
+  <w:style w:type="character" w:customStyle="1" w:styleId="HeaderChar">
+    <w:name w:val="Header Char"/>
+    <w:basedOn w:val="DefaultParagraphFont"/>
+    <w:link w:val="Header"/>
+    <w:uiPriority w:val="99"/>
+    <w:rsid w:val="007C01DC"/>
+  </w:style>
+  <w:style w:type="paragraph" w:styleId="Footer">
+    <w:name w:val="footer"/>
+    <w:basedOn w:val="Normal"/>
+    <w:link w:val="FooterChar"/>
+    <w:uiPriority w:val="99"/>
+    <w:unhideWhenUsed/>
+    <w:rsid w:val="007C01DC"/>
+    <w:pPr>
+      <w:tabs>
+        <w:tab w:val="center" w:pos="4252"/>
+        <w:tab w:val="right" w:pos="8504"/>
+      </w:tabs>
+      <w:spacing w:line="240" w:lineRule="auto"/>
+    </w:pPr>
+  </w:style>
+  <w:style w:type="character" w:customStyle="1" w:styleId="FooterChar">
+    <w:name w:val="Footer Char"/>
+    <w:basedOn w:val="DefaultParagraphFont"/>
+    <w:link w:val="Footer"/>
+    <w:uiPriority w:val="99"/>
+    <w:rsid w:val="007C01DC"/>
+  </w:style>
 </w:styles>
 </file>
 
